--- a/مقاييس نهائيه/اختبار حل المشكلات الأخلاقية البيوطبية_ للتعبئد والاحصاء.docx
+++ b/مقاييس نهائيه/اختبار حل المشكلات الأخلاقية البيوطبية_ للتعبئد والاحصاء.docx
@@ -1071,6 +1071,7 @@
   <w:style w:type="character" w:default="1" w:styleId="DefaultParagraphFont">
     <w:name w:val="Default Paragraph Font"/>
     <w:uiPriority w:val="1"/>
+    <w:semiHidden/>
     <w:unhideWhenUsed/>
   </w:style>
   <w:style w:type="table" w:default="1" w:styleId="TableNormal">
@@ -1264,6 +1265,7 @@
       </w:numPr>
       <w:bidi w:val="0"/>
       <w:spacing w:line="278" w:lineRule="auto"/>
+      <w:ind w:left="357"/>
     </w:pPr>
     <w:rPr>
       <w:rFonts w:asciiTheme="minorHAnsi" w:eastAsiaTheme="majorEastAsia" w:hAnsiTheme="minorHAnsi" w:cstheme="majorBidi"/>
